--- a/public/2026/seq02/FICHE_S2-A04_CycleDeVie_5eme.docx
+++ b/public/2026/seq02/FICHE_S2-A04_CycleDeVie_5eme.docx
@@ -213,32 +213,6 @@
               <w:t xml:space="preserve">ACTIVITÉ N°04  ·  S16</w:t>
             </w:r>
           </w:p>
-          <w:p>
-            <w:pPr>
-              <w:spacing w:after="0"/>
-            </w:pPr>
-            <w:r>
-              <w:rPr>
-                <w:rFonts w:ascii="Arial" w:cs="Arial" w:eastAsia="Arial" w:hAnsi="Arial"/>
-                <w:sz w:val="14"/>
-                <w:szCs w:val="14"/>
-              </w:rPr>
-              <w:t xml:space="preserve">NOM : ..............................</w:t>
-            </w:r>
-          </w:p>
-          <w:p>
-            <w:pPr>
-              <w:spacing w:after="0"/>
-            </w:pPr>
-            <w:r>
-              <w:rPr>
-                <w:rFonts w:ascii="Arial" w:cs="Arial" w:eastAsia="Arial" w:hAnsi="Arial"/>
-                <w:sz w:val="14"/>
-                <w:szCs w:val="14"/>
-              </w:rPr>
-              <w:t xml:space="preserve">PRÉNOM : .........................</w:t>
-            </w:r>
-          </w:p>
         </w:tc>
         <w:tc>
           <w:tcPr>
@@ -1737,12 +1711,12 @@
           <w:sz w:val="24"/>
           <w:szCs w:val="24"/>
         </w:rPr>
-        <w:t xml:space="preserve">Réparer un objet plutôt que le remplacer est intéressant en Nouvelle-Calédonie, parce que …</w:t>
-      </w:r>
-    </w:p>
-    <w:p>
-      <w:pPr>
-        <w:spacing w:after="128"/>
+        <w:t xml:space="preserve">Réparer un objet plutôt que le remplacer est intéressant en Nouvelle-Calédonie, parce que …</w:t>
+      </w:r>
+    </w:p>
+    <w:p>
+      <w:pPr>
+        <w:spacing w:after="240"/>
       </w:pPr>
       <w:r>
         <w:rPr>
@@ -1754,12 +1728,12 @@
           <w:sz w:val="24"/>
           <w:szCs w:val="24"/>
         </w:rPr>
-        <w:t xml:space="preserve">..............................................................................</w:t>
-      </w:r>
-    </w:p>
-    <w:p>
-      <w:pPr>
-        <w:spacing w:after="128"/>
+        <w:t xml:space="preserve">............................................................................................................................................</w:t>
+      </w:r>
+    </w:p>
+    <w:p>
+      <w:pPr>
+        <w:spacing w:after="240"/>
       </w:pPr>
       <w:r>
         <w:rPr>
@@ -1771,7 +1745,7 @@
           <w:sz w:val="24"/>
           <w:szCs w:val="24"/>
         </w:rPr>
-        <w:t xml:space="preserve">..............................................................................</w:t>
+        <w:t xml:space="preserve">............................................................................................................................................</w:t>
       </w:r>
     </w:p>
     <w:p>

--- a/public/2026/seq02/FICHE_S2-A04_CycleDeVie_5eme.docx
+++ b/public/2026/seq02/FICHE_S2-A04_CycleDeVie_5eme.docx
@@ -665,7 +665,7 @@
                 <w:sz w:val="24"/>
                 <w:szCs w:val="24"/>
               </w:rPr>
-              <w:t xml:space="preserve">......</w:t>
+              <w:t xml:space="preserve">..........................</w:t>
             </w:r>
           </w:p>
         </w:tc>
@@ -744,7 +744,7 @@
                 <w:sz w:val="24"/>
                 <w:szCs w:val="24"/>
               </w:rPr>
-              <w:t xml:space="preserve">......</w:t>
+              <w:t xml:space="preserve">..........................</w:t>
             </w:r>
           </w:p>
         </w:tc>
@@ -823,7 +823,7 @@
                 <w:sz w:val="24"/>
                 <w:szCs w:val="24"/>
               </w:rPr>
-              <w:t xml:space="preserve">......</w:t>
+              <w:t xml:space="preserve">..........................</w:t>
             </w:r>
           </w:p>
         </w:tc>
@@ -902,7 +902,7 @@
                 <w:sz w:val="24"/>
                 <w:szCs w:val="24"/>
               </w:rPr>
-              <w:t xml:space="preserve">......</w:t>
+              <w:t xml:space="preserve">..........................</w:t>
             </w:r>
           </w:p>
         </w:tc>
@@ -977,7 +977,7 @@
                 <w:sz w:val="24"/>
                 <w:szCs w:val="24"/>
               </w:rPr>
-              <w:t xml:space="preserve">......</w:t>
+              <w:t xml:space="preserve">..........................</w:t>
             </w:r>
           </w:p>
         </w:tc>
@@ -1498,7 +1498,7 @@
                 <w:sz w:val="24"/>
                 <w:szCs w:val="24"/>
               </w:rPr>
-              <w:t xml:space="preserve">..........</w:t>
+              <w:t xml:space="preserve">...................................</w:t>
             </w:r>
           </w:p>
         </w:tc>
@@ -1610,7 +1610,7 @@
                 <w:sz w:val="24"/>
                 <w:szCs w:val="24"/>
               </w:rPr>
-              <w:t xml:space="preserve">..........</w:t>
+              <w:t xml:space="preserve">...................................</w:t>
             </w:r>
           </w:p>
         </w:tc>

--- a/public/2026/seq02/FICHE_S2-A04_CycleDeVie_5eme.docx
+++ b/public/2026/seq02/FICHE_S2-A04_CycleDeVie_5eme.docx
@@ -349,8 +349,37 @@
       <w:pPr>
         <w:keepNext/>
         <w:keepLines/>
+        <w:spacing w:after="60"/>
+      </w:pPr>
+    </w:p>
+    <w:p>
+      <w:pPr>
         <w:spacing w:after="128"/>
       </w:pPr>
+      <w:r>
+        <w:rPr>
+          <w:rFonts w:ascii="Arial" w:cs="Arial" w:eastAsia="Arial" w:hAnsi="Arial"/>
+          <w:b/>
+          <w:bCs/>
+          <w:i w:val="false"/>
+          <w:iCs w:val="false"/>
+          <w:sz w:val="24"/>
+          <w:szCs w:val="24"/>
+        </w:rPr>
+        <w:t xml:space="preserve">OBJECTIF — </w:t>
+      </w:r>
+      <w:r>
+        <w:rPr>
+          <w:rFonts w:ascii="Arial" w:cs="Arial" w:eastAsia="Arial" w:hAnsi="Arial"/>
+          <w:b w:val="false"/>
+          <w:bCs w:val="false"/>
+          <w:i w:val="false"/>
+          <w:iCs w:val="false"/>
+          <w:sz w:val="24"/>
+          <w:szCs w:val="24"/>
+        </w:rPr>
+        <w:t xml:space="preserve">Tu sauras ranger les cinq étapes du cycle de vie et lire un indice de réparabilité.</w:t>
+      </w:r>
     </w:p>
     <w:tbl>
       <w:tblPr>

--- a/public/2026/seq02/FICHE_S2-A04_CycleDeVie_5eme.docx
+++ b/public/2026/seq02/FICHE_S2-A04_CycleDeVie_5eme.docx
@@ -477,6 +477,40 @@
         </w:tc>
       </w:tr>
     </w:tbl>
+    <w:p>
+      <w:pPr>
+        <w:spacing w:after="60" w:before="96"/>
+      </w:pPr>
+      <w:r>
+        <w:rPr>
+          <w:rFonts w:ascii="Arial" w:cs="Arial" w:eastAsia="Arial" w:hAnsi="Arial"/>
+          <w:b w:val="false"/>
+          <w:bCs w:val="false"/>
+          <w:i/>
+          <w:iCs/>
+          <w:sz w:val="22"/>
+          <w:szCs w:val="22"/>
+        </w:rPr>
+        <w:t xml:space="preserve">D'APRÈS TOI ? Réponds AVANT de commencer, même sans être sûr. Ça ne se note pas.</w:t>
+      </w:r>
+    </w:p>
+    <w:p>
+      <w:pPr>
+        <w:spacing w:after="240"/>
+      </w:pPr>
+      <w:r>
+        <w:rPr>
+          <w:rFonts w:ascii="Arial" w:cs="Arial" w:eastAsia="Arial" w:hAnsi="Arial"/>
+          <w:b w:val="false"/>
+          <w:bCs w:val="false"/>
+          <w:i w:val="false"/>
+          <w:iCs w:val="false"/>
+          <w:sz w:val="24"/>
+          <w:szCs w:val="24"/>
+        </w:rPr>
+        <w:t xml:space="preserve">............................................................................................................................................</w:t>
+      </w:r>
+    </w:p>
     <w:p>
       <w:pPr>
         <w:keepNext/>
